--- a/packages/document-engine/templates/7.2_event_registers.docx
+++ b/packages/document-engine/templates/7.2_event_registers.docx
@@ -26335,7 +26335,7 @@
   <w:docDefaults>
     <w:rPrDefault>
       <w:rPr>
-        <w:rFonts w:ascii="Liberation Serif" w:hAnsi="Liberation Serif" w:eastAsia="Noto Serif CJK SC" w:cs="Noto Sans Devanagari"/>
+        <w:rFonts w:ascii="Arial" w:hAnsi="Arial" w:eastAsia="Arial" w:cs="Arial"/>
         <w:sz w:val="24"/>
         <w:szCs w:val="24"/>
         <w:lang w:val="en-US" w:eastAsia="zh-CN" w:bidi="hi-IN"/>
@@ -26505,19 +26505,19 @@
   <w:style w:type="character" w:styleId="SourceText">
     <w:name w:val="Source Text"/>
     <w:rPr>
-      <w:rFonts w:ascii="Liberation Mono" w:hAnsi="Liberation Mono" w:eastAsia="Noto Sans Mono CJK SC" w:cs="Liberation Mono"/>
+      <w:rFonts w:ascii="Liberation Mono" w:hAnsi="Liberation Mono" w:eastAsia="Arial" w:cs="Liberation Mono"/>
     </w:rPr>
   </w:style>
   <w:style w:type="character" w:styleId="Example">
     <w:name w:val="Example"/>
     <w:rPr>
-      <w:rFonts w:ascii="Liberation Mono" w:hAnsi="Liberation Mono" w:eastAsia="Noto Sans Mono CJK SC" w:cs="Liberation Mono"/>
+      <w:rFonts w:ascii="Liberation Mono" w:hAnsi="Liberation Mono" w:eastAsia="Arial" w:cs="Liberation Mono"/>
     </w:rPr>
   </w:style>
   <w:style w:type="character" w:styleId="UserEntry">
     <w:name w:val="User Entry"/>
     <w:rPr>
-      <w:rFonts w:ascii="Liberation Mono" w:hAnsi="Liberation Mono" w:eastAsia="Noto Sans Mono CJK SC" w:cs="Liberation Mono"/>
+      <w:rFonts w:ascii="Liberation Mono" w:hAnsi="Liberation Mono" w:eastAsia="Arial" w:cs="Liberation Mono"/>
     </w:rPr>
   </w:style>
   <w:style w:type="character" w:styleId="Variable">
@@ -26534,7 +26534,7 @@
   <w:style w:type="character" w:styleId="Teletype">
     <w:name w:val="Teletype"/>
     <w:rPr>
-      <w:rFonts w:ascii="Liberation Mono" w:hAnsi="Liberation Mono" w:eastAsia="Noto Sans Mono CJK SC" w:cs="Liberation Mono"/>
+      <w:rFonts w:ascii="Liberation Mono" w:hAnsi="Liberation Mono" w:eastAsia="Arial" w:cs="Liberation Mono"/>
     </w:rPr>
   </w:style>
   <w:style w:type="paragraph" w:styleId="Heading">
@@ -26546,7 +26546,7 @@
       <w:spacing w:before="240" w:after="120"/>
     </w:pPr>
     <w:rPr>
-      <w:rFonts w:ascii="Liberation Sans" w:hAnsi="Liberation Sans" w:eastAsia="Noto Sans CJK SC" w:cs="Noto Sans Devanagari"/>
+      <w:rFonts w:ascii="Arial" w:hAnsi="Arial" w:eastAsia="Arial" w:cs="Arial"/>
       <w:sz w:val="28"/>
       <w:szCs w:val="28"/>
     </w:rPr>
@@ -26564,7 +26564,7 @@
     <w:basedOn w:val="BodyText"/>
     <w:pPr/>
     <w:rPr>
-      <w:rFonts w:cs="Noto Sans Devanagari"/>
+      <w:rFonts w:cs="Arial"/>
     </w:rPr>
   </w:style>
   <w:style w:type="paragraph" w:styleId="Caption">
@@ -26575,7 +26575,7 @@
       <w:spacing w:before="120" w:after="120"/>
     </w:pPr>
     <w:rPr>
-      <w:rFonts w:cs="Noto Sans Devanagari"/>
+      <w:rFonts w:cs="Arial"/>
       <w:i/>
       <w:iCs/>
       <w:sz w:val="24"/>
@@ -26589,7 +26589,7 @@
       <w:suppressLineNumbers/>
     </w:pPr>
     <w:rPr>
-      <w:rFonts w:cs="Noto Sans Devanagari"/>
+      <w:rFonts w:cs="Arial"/>
     </w:rPr>
   </w:style>
   <w:style w:type="paragraph" w:styleId="HeaderandFooter">

--- a/packages/document-engine/templates/7.2_event_registers.docx
+++ b/packages/document-engine/templates/7.2_event_registers.docx
@@ -26305,11 +26305,11 @@
       <w:rPr>
         <w:rFonts w:ascii="Arial" w:hAnsi="Arial" w:eastAsia="Arial" w:cs="Arial"/>
         <w:b w:val="false"/>
-        <w:color w:val="auto"/>
+        <w:color w:val="7A7A7A"/>
         <w:spacing w:val="0"/>
         <w:w w:val="100"/>
-        <w:sz w:val="16"/>
-        <w:szCs w:val="16"/>
+        <w:sz w:val="15"/>
+        <w:szCs w:val="15"/>
         <w:lang w:val="ro-RO"/>
       </w:rPr>
     </w:pPr>
@@ -26317,11 +26317,11 @@
       <w:rPr>
         <w:rFonts w:eastAsia="Arial" w:cs="Arial" w:ascii="Arial" w:hAnsi="Arial"/>
         <w:b w:val="false"/>
-        <w:color w:val="auto"/>
+        <w:color w:val="7A7A7A"/>
         <w:spacing w:val="0"/>
         <w:w w:val="100"/>
-        <w:sz w:val="16"/>
-        <w:szCs w:val="16"/>
+        <w:sz w:val="15"/>
+        <w:szCs w:val="15"/>
         <w:lang w:val="ro-RO"/>
       </w:rPr>
       <w:t>{{#branding}}Document generat cu SSM Ușor · ssmusor.ro{{/branding}}</w:t>

--- a/packages/document-engine/templates/7.2_event_registers.docx
+++ b/packages/document-engine/templates/7.2_event_registers.docx
@@ -585,7 +585,7 @@
                 <w:szCs w:val="14"/>
                 <w:lang w:val="ro-RO"/>
               </w:rPr>
-              <w:t>Împrejurările, cauzele accidentării</w:t>
+              <w:t>Împreju­rările, cauzele accidentării</w:t>
             </w:r>
           </w:p>
         </w:tc>
@@ -773,7 +773,7 @@
                 <w:szCs w:val="14"/>
                 <w:lang w:val="ro-RO"/>
               </w:rPr>
-              <w:t>Nr. zile ITM (calendaristice)</w:t>
+              <w:t>Nr. zile ITM (calen­daristice)</w:t>
             </w:r>
           </w:p>
         </w:tc>
@@ -1322,7 +1322,7 @@
                 <w:szCs w:val="14"/>
                 <w:lang w:val="ro-RO"/>
               </w:rPr>
-              <w:t>Data comunicării la inspectorat. T: transmis, P: primit (numele persoanei)</w:t>
+              <w:t>Data comuni­cării la inspec­torat. T: transmis, P: primit (numele persoanei)</w:t>
             </w:r>
           </w:p>
         </w:tc>
@@ -1506,7 +1506,7 @@
                 <w:szCs w:val="14"/>
                 <w:lang w:val="ro-RO"/>
               </w:rPr>
-              <w:t>Data comunicării la inspectorat. T: transmis, P: primit (numele persoanei)</w:t>
+              <w:t>Data comuni­cării la inspec­torat. T: transmis, P: primit (numele persoanei)</w:t>
             </w:r>
           </w:p>
         </w:tc>
@@ -2182,7 +2182,7 @@
                 <w:szCs w:val="14"/>
                 <w:lang w:val="ro-RO"/>
               </w:rPr>
-              <w:t>Data comunicării la inspectorat. T: transmis, P: primit (numele persoanei)</w:t>
+              <w:t>Data comuni­cării la inspec­torat. T: transmis, P: primit (numele persoanei)</w:t>
             </w:r>
           </w:p>
         </w:tc>
@@ -7933,7 +7933,7 @@
                 <w:szCs w:val="16"/>
                 <w:lang w:val="ro-RO"/>
               </w:rPr>
-              <w:t>Data transmiterii operative la inspectorat. T: transmis, P: primit (numele persoanei)</w:t>
+              <w:t>Data transmiterii operative la inspec­torat. T: transmis, P: primit (numele persoanei)</w:t>
             </w:r>
           </w:p>
         </w:tc>
@@ -18214,7 +18214,7 @@
         <w:pStyle w:val="Normal"/>
         <w:keepNext w:val="true"/>
         <w:widowControl/>
-        <w:spacing w:before="120" w:after="0"/>
+        <w:spacing w:before="120" w:after="120"/>
         <w:ind w:hanging="0"/>
         <w:jc w:val="center"/>
         <w:rPr>
@@ -18242,37 +18242,7 @@
           <w:szCs w:val="20"/>
           <w:lang w:val="ro-RO"/>
         </w:rPr>
-        <w:t>REGISTRUL UNIC DE EVIDENȚĂ A ACCIDENTAȚILOR ÎN MUNCĂ CE AU CA URMARE INCAPACITATE DE MUNCĂ MAI MARE DE 3 ZILE DE LUCRU</w:t>
-      </w:r>
-    </w:p>
-    <w:p>
-      <w:pPr>
-        <w:pStyle w:val="Normal"/>
-        <w:keepNext w:val="true"/>
-        <w:widowControl/>
-        <w:spacing w:before="0" w:after="240"/>
-        <w:ind w:hanging="0"/>
-        <w:jc w:val="center"/>
-        <w:rPr>
-          <w:rFonts w:ascii="Arial" w:hAnsi="Arial" w:cs="Arial"/>
-          <w:b/>
-          <w:sz w:val="20"/>
-          <w:szCs w:val="20"/>
-        </w:rPr>
-      </w:pPr>
-      <w:r>
-        <w:rPr>
-          <w:rStyle w:val="tpa1"/>
-          <w:rFonts w:eastAsia="Arial" w:cs="Arial" w:ascii="Arial" w:hAnsi="Arial"/>
-          <w:b/>
-          <w:color w:val="auto"/>
-          <w:spacing w:val="0"/>
-          <w:w w:val="100"/>
-          <w:sz w:val="20"/>
-          <w:szCs w:val="20"/>
-          <w:lang w:val="ro-RO"/>
-        </w:rPr>
-        <w:t>PENTRU {{client.legalName}}</w:t>
+        <w:t>REGISTRUL UNIC DE EVIDENȚĂ A ACCIDENTAȚILOR ÎN MUNCĂ CE AU CA URMARE INCAPACITATE DE MUNCĂ MAI MARE DE 3 ZILE DE LUCRU PENTRU {{client.legalName}}</w:t>
       </w:r>
     </w:p>
     <w:tbl>
@@ -18995,7 +18965,7 @@
                 <w:szCs w:val="14"/>
                 <w:lang w:val="ro-RO"/>
               </w:rPr>
-              <w:t>Data comunicării la ITM. T: transmis, P: primit (numele persoanei)</w:t>
+              <w:t>Data comuni­cării la ITM. T: transmis, P: primit (numele persoanei)</w:t>
             </w:r>
           </w:p>
         </w:tc>
@@ -19042,7 +19012,7 @@
                 <w:szCs w:val="14"/>
                 <w:lang w:val="ro-RO"/>
               </w:rPr>
-              <w:t>Perioada calendaristică</w:t>
+              <w:t>Perioada calen­daristică</w:t>
             </w:r>
           </w:p>
         </w:tc>

--- a/packages/document-engine/templates/7.2_event_registers.docx
+++ b/packages/document-engine/templates/7.2_event_registers.docx
@@ -397,7 +397,7 @@
                 <w:szCs w:val="14"/>
                 <w:lang w:val="ro-RO"/>
               </w:rPr>
-              <w:t>vechime la locul de muncă</w:t>
+              <w:t xml:space="preserve">vechime la loc de muncă</w:t>
             </w:r>
           </w:p>
         </w:tc>
@@ -538,7 +538,7 @@
                 <w:szCs w:val="14"/>
                 <w:lang w:val="ro-RO"/>
               </w:rPr>
-              <w:t>Activitatea economică în care s-a accidentat victima (cod CAEN)</w:t>
+              <w:t xml:space="preserve">Activitatea economică în care s-a accidentat victima (Cod CAEN)</w:t>
             </w:r>
           </w:p>
         </w:tc>
@@ -585,7 +585,7 @@
                 <w:szCs w:val="14"/>
                 <w:lang w:val="ro-RO"/>
               </w:rPr>
-              <w:t>Împreju­rările, cauzele accidentării</w:t>
+              <w:t xml:space="preserve">Împreju­rare, cauzele accidentării</w:t>
             </w:r>
           </w:p>
         </w:tc>
@@ -679,7 +679,7 @@
                 <w:szCs w:val="14"/>
                 <w:lang w:val="ro-RO"/>
               </w:rPr>
-              <w:t>Data/ora accidentării prin</w:t>
+              <w:t xml:space="preserve">Data/ora accidentării prin:</w:t>
             </w:r>
           </w:p>
         </w:tc>
@@ -7841,7 +7841,7 @@
                 <w:szCs w:val="16"/>
                 <w:lang w:val="ro-RO"/>
               </w:rPr>
-              <w:t>Activitatea economică în care s-a produs incidentul (cod CAEN)</w:t>
+              <w:t xml:space="preserve">Activitatea economică în care s-a produs incidentul (Cod CAEN)</w:t>
             </w:r>
           </w:p>
         </w:tc>
@@ -12090,7 +12090,7 @@
                 <w:szCs w:val="16"/>
                 <w:lang w:val="ro-RO"/>
               </w:rPr>
-              <w:t>vechime la locul de muncă</w:t>
+              <w:t xml:space="preserve">vechime la loc de muncă</w:t>
             </w:r>
           </w:p>
         </w:tc>
@@ -12231,7 +12231,7 @@
                 <w:szCs w:val="16"/>
                 <w:lang w:val="ro-RO"/>
               </w:rPr>
-              <w:t>Activitatea economică în care s-a accidentat victima (cod CAEN)</w:t>
+              <w:t xml:space="preserve">Activitatea economică în care s-a accidentat victima (Cod CAEN)</w:t>
             </w:r>
           </w:p>
         </w:tc>
@@ -12372,7 +12372,7 @@
                 <w:szCs w:val="16"/>
                 <w:lang w:val="ro-RO"/>
               </w:rPr>
-              <w:t>Data, ora accidentării</w:t>
+              <w:t xml:space="preserve">Data/ora accidentării</w:t>
             </w:r>
           </w:p>
         </w:tc>
@@ -18589,7 +18589,7 @@
                 <w:szCs w:val="14"/>
                 <w:lang w:val="ro-RO"/>
               </w:rPr>
-              <w:t>vechime la locul de muncă</w:t>
+              <w:t xml:space="preserve">vechime la loc de muncă</w:t>
             </w:r>
           </w:p>
         </w:tc>
@@ -18730,7 +18730,7 @@
                 <w:szCs w:val="14"/>
                 <w:lang w:val="ro-RO"/>
               </w:rPr>
-              <w:t>Activitatea economică în care s-a accidentat victima (cod CAEN)</w:t>
+              <w:t xml:space="preserve">Activitatea economică în care s-a accidentat victima (Cod CAEN)</w:t>
             </w:r>
           </w:p>
         </w:tc>
@@ -18777,7 +18777,7 @@
                 <w:szCs w:val="14"/>
                 <w:lang w:val="ro-RO"/>
               </w:rPr>
-              <w:t>Împrejurarea, cauzele accidentării</w:t>
+              <w:t xml:space="preserve">Împrejurare, cauzele accidentării</w:t>
             </w:r>
           </w:p>
         </w:tc>
@@ -19558,7 +19558,7 @@
                 <w:szCs w:val="14"/>
                 <w:lang w:val="ro-RO"/>
               </w:rPr>
-              <w:t>Invaliditate: nr., data deciziei; grad inv.</w:t>
+              <w:t xml:space="preserve">Invaliditate Nr.; data deciziei; grad inv.</w:t>
             </w:r>
           </w:p>
         </w:tc>

--- a/packages/document-engine/templates/7.2_event_registers.docx
+++ b/packages/document-engine/templates/7.2_event_registers.docx
@@ -18777,7 +18777,7 @@
                 <w:szCs w:val="14"/>
                 <w:lang w:val="ro-RO"/>
               </w:rPr>
-              <w:t xml:space="preserve">Împrejurare, cauzele accidentării</w:t>
+              <w:t xml:space="preserve">Împrejurarea, cauzele accidentării</w:t>
             </w:r>
           </w:p>
         </w:tc>

--- a/packages/document-engine/templates/7.2_event_registers.docx
+++ b/packages/document-engine/templates/7.2_event_registers.docx
@@ -1276,7 +1276,7 @@
                 <w:szCs w:val="14"/>
                 <w:lang w:val="ro-RO"/>
               </w:rPr>
-              <w:t>Deces</w:t>
+              <w:t>Decese</w:t>
             </w:r>
           </w:p>
         </w:tc>
@@ -1460,7 +1460,7 @@
                 <w:szCs w:val="14"/>
                 <w:lang w:val="ro-RO"/>
               </w:rPr>
-              <w:t>Deces</w:t>
+              <w:t>Decese</w:t>
             </w:r>
           </w:p>
         </w:tc>
@@ -19603,7 +19603,7 @@
                 <w:szCs w:val="14"/>
                 <w:lang w:val="ro-RO"/>
               </w:rPr>
-              <w:t>Deces</w:t>
+              <w:t>Decese</w:t>
             </w:r>
           </w:p>
         </w:tc>
